--- a/odevler/dosyalar/8.docx
+++ b/odevler/dosyalar/8.docx
@@ -422,55 +422,15 @@
           <w:sz w:val="24"/>
           <w:szCs w:val="24"/>
         </w:rPr>
-        <w:t>H</w:t>
-      </w:r>
-      <w:r>
-        <w:rPr>
-          <w:color w:val="111827"/>
-          <w:sz w:val="24"/>
-          <w:szCs w:val="24"/>
-        </w:rPr>
-        <w:t>ermen</w:t>
-      </w:r>
-      <w:r>
-        <w:rPr>
-          <w:color w:val="111827"/>
-          <w:sz w:val="24"/>
-          <w:szCs w:val="24"/>
-        </w:rPr>
-        <w:t>öt</w:t>
-      </w:r>
-      <w:r>
-        <w:rPr>
-          <w:color w:val="111827"/>
-          <w:sz w:val="24"/>
-          <w:szCs w:val="24"/>
-        </w:rPr>
-        <w:t>ik yorumlama ve iç konuşma gibi zihinsel süreçleri</w:t>
-      </w:r>
-      <w:r>
-        <w:rPr>
-          <w:color w:val="111827"/>
-          <w:sz w:val="24"/>
-          <w:szCs w:val="24"/>
-        </w:rPr>
-        <w:t xml:space="preserve">nin incelenmesi, </w:t>
-      </w:r>
-      <w:r>
-        <w:rPr>
-          <w:color w:val="111827"/>
-          <w:sz w:val="24"/>
-          <w:szCs w:val="24"/>
-        </w:rPr>
-        <w:t>anlamın dinleyici tarafından nasıl aktif olarak kurulduğunu</w:t>
-      </w:r>
-      <w:r>
-        <w:rPr>
-          <w:color w:val="111827"/>
-          <w:sz w:val="24"/>
-          <w:szCs w:val="24"/>
-        </w:rPr>
-        <w:t xml:space="preserve">n açıklanması ve bu kuramsal çerçeveye dayalı yabancı dil öğrenimi </w:t>
+        <w:t>Hermenötik yorumlama ve iç konuşma gibi zihinsel süreçleri</w:t>
+      </w:r>
+      <w:r>
+        <w:rPr>
+          <w:color w:val="111827"/>
+          <w:sz w:val="24"/>
+          <w:szCs w:val="24"/>
+        </w:rPr>
+        <w:t xml:space="preserve">nin incelenmesi, anlamın dinleyici tarafından nasıl aktif olarak kurulduğunun açıklanması ve bu kuramsal çerçeveye dayalı yabancı dil öğrenimi </w:t>
       </w:r>
       <w:r>
         <w:rPr>
@@ -598,25 +558,7 @@
           <w:szCs w:val="24"/>
           <w:lang w:val="tr-TR"/>
         </w:rPr>
-        <w:t>i</w:t>
-      </w:r>
-      <w:r>
-        <w:rPr>
-          <w:color w:val="111827"/>
-          <w:sz w:val="24"/>
-          <w:szCs w:val="24"/>
-          <w:lang w:val="tr-TR"/>
-        </w:rPr>
-        <w:t>kinci dilde dinleme</w:t>
-      </w:r>
-      <w:r>
-        <w:rPr>
-          <w:color w:val="111827"/>
-          <w:sz w:val="24"/>
-          <w:szCs w:val="24"/>
-          <w:lang w:val="tr-TR"/>
-        </w:rPr>
-        <w:t>, h</w:t>
+        <w:t>ikinci dilde dinleme, h</w:t>
       </w:r>
       <w:r>
         <w:rPr>
@@ -781,55 +723,7 @@
           <w:sz w:val="24"/>
           <w:szCs w:val="24"/>
         </w:rPr>
-        <w:t xml:space="preserve">Makalenin amacı, dinleme becerisini pasif bir etkinlik </w:t>
-      </w:r>
-      <w:r>
-        <w:rPr>
-          <w:color w:val="111827"/>
-          <w:sz w:val="24"/>
-          <w:szCs w:val="24"/>
-        </w:rPr>
-        <w:t>olmaktan çıkararak bu beceriyi</w:t>
-      </w:r>
-      <w:r>
-        <w:rPr>
-          <w:color w:val="111827"/>
-          <w:sz w:val="24"/>
-          <w:szCs w:val="24"/>
-        </w:rPr>
-        <w:t xml:space="preserve"> hermenötik yaklaşım ve iç konuşma kuramı temelinde dinamik ve yorumlayıcı bir süreç olarak yeniden tanımlamaktır. Araştırmada alandaki kuramsal boşluklar nedeniyle dinlemenin hâlâ pasif bir beceri olarak algılandığı vurgulanmakta</w:t>
-      </w:r>
-      <w:r>
-        <w:rPr>
-          <w:color w:val="111827"/>
-          <w:sz w:val="24"/>
-          <w:szCs w:val="24"/>
-        </w:rPr>
-        <w:t>,</w:t>
-      </w:r>
-      <w:r>
-        <w:rPr>
-          <w:color w:val="111827"/>
-          <w:sz w:val="24"/>
-          <w:szCs w:val="24"/>
-        </w:rPr>
-        <w:t xml:space="preserve"> öğretmenlerin dinlemeyi aktif bir süreç olarak kabul etseler bile bunu sınıf uygulamalarına tam olarak yansıtamadıkları belirtilmektedir. Bu bağlamda çalışma, literatürde daha az ele alınan hermenötik ve iç konuşma kavramlarını sürece dâhil ederek i</w:t>
-      </w:r>
-      <w:r>
-        <w:rPr>
-          <w:color w:val="111827"/>
-          <w:sz w:val="24"/>
-          <w:szCs w:val="24"/>
-        </w:rPr>
-        <w:t xml:space="preserve">kinci dili öğrenen öğrencilerin bulunduğu </w:t>
-      </w:r>
-      <w:r>
-        <w:rPr>
-          <w:color w:val="111827"/>
-          <w:sz w:val="24"/>
-          <w:szCs w:val="24"/>
-        </w:rPr>
-        <w:t>sınıflarda akademik dinleme öğretimine yönelik bir pedagojik model önermektedir.</w:t>
+        <w:t>Makalenin amacı, dinleme becerisini pasif bir etkinlik olmaktan çıkararak bu beceriyi hermenötik yaklaşım ve iç konuşma kuramı temelinde dinamik ve yorumlayıcı bir süreç olarak yeniden tanımlamaktır. Araştırmada alandaki kuramsal boşluklar nedeniyle dinlemenin hâlâ pasif bir beceri olarak algılandığı vurgulanmakta, öğretmenlerin dinlemeyi aktif bir süreç olarak kabul etseler bile bunu sınıf uygulamalarına tam olarak yansıtamadıkları belirtilmektedir. Bu bağlamda çalışma, literatürde daha az ele alınan hermenötik ve iç konuşma kavramlarını sürece dâhil ederek ikinci dili öğrenen öğrencilerin bulunduğu sınıflarda akademik dinleme öğretimine yönelik bir pedagojik model önermektedir.</w:t>
       </w:r>
     </w:p>
     <w:p>
@@ -911,39 +805,7 @@
           <w:sz w:val="24"/>
           <w:szCs w:val="24"/>
         </w:rPr>
-        <w:t>“</w:t>
-      </w:r>
-      <w:r>
-        <w:rPr>
-          <w:color w:val="111827"/>
-          <w:sz w:val="24"/>
-          <w:szCs w:val="24"/>
-        </w:rPr>
-        <w:t>Hermen</w:t>
-      </w:r>
-      <w:r>
-        <w:rPr>
-          <w:color w:val="111827"/>
-          <w:sz w:val="24"/>
-          <w:szCs w:val="24"/>
-        </w:rPr>
-        <w:t>ö</w:t>
-      </w:r>
-      <w:r>
-        <w:rPr>
-          <w:color w:val="111827"/>
-          <w:sz w:val="24"/>
-          <w:szCs w:val="24"/>
-        </w:rPr>
-        <w:t>tik ve iç konuşma kavramları bilişsel bilimlerin dinlemeyi aktif bir süreç olarak tanımlayan yaklaşımını nasıl destekler veya zenginleştirir?</w:t>
-      </w:r>
-      <w:r>
-        <w:rPr>
-          <w:color w:val="111827"/>
-          <w:sz w:val="24"/>
-          <w:szCs w:val="24"/>
-        </w:rPr>
-        <w:t xml:space="preserve">” sorusuna yanıt aradığını ifade etmek mümkündür. </w:t>
+        <w:t xml:space="preserve">“Hermenötik ve iç konuşma kavramları bilişsel bilimlerin dinlemeyi aktif bir süreç olarak tanımlayan yaklaşımını nasıl destekler veya zenginleştirir?” sorusuna yanıt aradığını ifade etmek mümkündür. </w:t>
       </w:r>
     </w:p>
     <w:p>
@@ -984,15 +846,7 @@
           <w:sz w:val="24"/>
           <w:szCs w:val="24"/>
         </w:rPr>
-        <w:t xml:space="preserve">ilgili alan yazınını </w:t>
-      </w:r>
-      <w:r>
-        <w:rPr>
-          <w:color w:val="111827"/>
-          <w:sz w:val="24"/>
-          <w:szCs w:val="24"/>
-        </w:rPr>
-        <w:t xml:space="preserve">tarayarak hermenötiğin açıklık, dilsel nitelik, oyun ve ufukların </w:t>
+        <w:t xml:space="preserve">ilgili alan yazınını tarayarak hermenötiğin açıklık, dilsel nitelik, oyun ve ufukların </w:t>
       </w:r>
       <w:r>
         <w:rPr>
@@ -1001,23 +855,7 @@
           <w:szCs w:val="24"/>
         </w:rPr>
         <w:lastRenderedPageBreak/>
-        <w:t>kaynaşması olmak üzere dört temel temasını</w:t>
-      </w:r>
-      <w:r>
-        <w:rPr>
-          <w:color w:val="111827"/>
-          <w:sz w:val="24"/>
-          <w:szCs w:val="24"/>
-        </w:rPr>
-        <w:t>,</w:t>
-      </w:r>
-      <w:r>
-        <w:rPr>
-          <w:color w:val="111827"/>
-          <w:sz w:val="24"/>
-          <w:szCs w:val="24"/>
-        </w:rPr>
-        <w:t xml:space="preserve"> ardından iç konuşma kavramını Vygotsky ve takipçilerinin çalışmaları üzerinden</w:t>
+        <w:t>kaynaşması olmak üzere dört temel temasını, ardından iç konuşma kavramını Vygotsky ve takipçilerinin çalışmaları üzerinden</w:t>
       </w:r>
       <w:r>
         <w:rPr>
@@ -1062,15 +900,7 @@
           <w:sz w:val="24"/>
           <w:szCs w:val="24"/>
         </w:rPr>
-        <w:t>Bulgular</w:t>
-      </w:r>
-      <w:r>
-        <w:rPr>
-          <w:b/>
-          <w:sz w:val="24"/>
-          <w:szCs w:val="24"/>
-        </w:rPr>
-        <w:t xml:space="preserve">: </w:t>
+        <w:t xml:space="preserve">Bulgular: </w:t>
       </w:r>
       <w:r>
         <w:rPr>
@@ -1257,23 +1087,7 @@
           <w:sz w:val="24"/>
           <w:szCs w:val="24"/>
         </w:rPr>
-        <w:t xml:space="preserve">belirttiği gibi, dinleme sürecinin dinleyicinin </w:t>
-      </w:r>
-      <w:r>
-        <w:rPr>
-          <w:color w:val="111827"/>
-          <w:sz w:val="24"/>
-          <w:szCs w:val="24"/>
-        </w:rPr>
-        <w:t xml:space="preserve">duyduğunu zihninde özelleştirilmiş, kısaltılmış ve kişisel bir iç dil aracılığıyla </w:t>
-      </w:r>
-      <w:r>
-        <w:rPr>
-          <w:color w:val="111827"/>
-          <w:sz w:val="24"/>
-          <w:szCs w:val="24"/>
-        </w:rPr>
-        <w:t xml:space="preserve">gerçekleştiğini ortaya koymaktadır. Dolayısıyla dinleme </w:t>
+        <w:t xml:space="preserve">belirttiği gibi, dinleme sürecinin dinleyicinin duyduğunu zihninde özelleştirilmiş, kısaltılmış ve kişisel bir iç dil aracılığıyla gerçekleştiğini ortaya koymaktadır. Dolayısıyla dinleme </w:t>
       </w:r>
       <w:r>
         <w:rPr>
@@ -1314,25 +1128,7 @@
           <w:szCs w:val="24"/>
           <w:lang w:val="tr-TR"/>
         </w:rPr>
-        <w:t>temel bulgu</w:t>
-      </w:r>
-      <w:r>
-        <w:rPr>
-          <w:color w:val="111827"/>
-          <w:sz w:val="24"/>
-          <w:szCs w:val="24"/>
-          <w:lang w:val="tr-TR"/>
-        </w:rPr>
-        <w:t>su</w:t>
-      </w:r>
-      <w:r>
-        <w:rPr>
-          <w:color w:val="111827"/>
-          <w:sz w:val="24"/>
-          <w:szCs w:val="24"/>
-          <w:lang w:val="tr-TR"/>
-        </w:rPr>
-        <w:t xml:space="preserve"> dinlemenin pasif bir ses alımı değil aksine hem hermenötik yaklaşım hem de iç konuşma süreciyle desteklenen ve bu sayede dinleyicinin anlamı aktif bir şekilde anlam kurduğu, bu anlam kurma sürecinde tahminlerde bulunduğu, yorumladığı ve sahip olduğu bilgilerle ilişkilendirdiği dinamik, yorumlayıcı ve aktif bir süreç olduğudur.</w:t>
+        <w:t>temel bulgusu dinlemenin pasif bir ses alımı değil aksine hem hermenötik yaklaşım hem de iç konuşma süreciyle desteklenen ve bu sayede dinleyicinin anlamı aktif bir şekilde anlam kurduğu, bu anlam kurma sürecinde tahminlerde bulunduğu, yorumladığı ve sahip olduğu bilgilerle ilişkilendirdiği dinamik, yorumlayıcı ve aktif bir süreç olduğudur.</w:t>
       </w:r>
       <w:r>
         <w:rPr>
@@ -1510,7 +1306,7 @@
           <w:sz w:val="24"/>
           <w:szCs w:val="24"/>
         </w:rPr>
-        <w:t>Sonuç ve Öneriler</w:t>
+        <w:t>Sonuç ve Öneriler:</w:t>
       </w:r>
       <w:r>
         <w:rPr>
@@ -1518,14 +1314,6 @@
           <w:sz w:val="24"/>
           <w:szCs w:val="24"/>
         </w:rPr>
-        <w:t>:</w:t>
-      </w:r>
-      <w:r>
-        <w:rPr>
-          <w:b/>
-          <w:sz w:val="24"/>
-          <w:szCs w:val="24"/>
-        </w:rPr>
         <w:t xml:space="preserve"> </w:t>
       </w:r>
       <w:r>
@@ -1535,7 +1323,7 @@
           <w:szCs w:val="24"/>
           <w:lang w:val="tr-TR"/>
         </w:rPr>
-        <w:t>Araştırmada</w:t>
+        <w:t xml:space="preserve">Araştırmada etkili dinleme öğretiminin yalnızca strateji öğretimiyle </w:t>
       </w:r>
       <w:r>
         <w:rPr>
@@ -1544,116 +1332,8 @@
           <w:szCs w:val="24"/>
           <w:lang w:val="tr-TR"/>
         </w:rPr>
-        <w:t xml:space="preserve"> etkili dinleme öğretiminin yalnızca strateji öğretimiyle </w:t>
-      </w:r>
-      <w:r>
-        <w:rPr>
-          <w:bCs/>
-          <w:sz w:val="24"/>
-          <w:szCs w:val="24"/>
-          <w:lang w:val="tr-TR"/>
-        </w:rPr>
         <w:lastRenderedPageBreak/>
-        <w:t>sınırlı kalmaması gerektiği</w:t>
-      </w:r>
-      <w:r>
-        <w:rPr>
-          <w:bCs/>
-          <w:sz w:val="24"/>
-          <w:szCs w:val="24"/>
-          <w:lang w:val="tr-TR"/>
-        </w:rPr>
-        <w:t>,</w:t>
-      </w:r>
-      <w:r>
-        <w:rPr>
-          <w:bCs/>
-          <w:sz w:val="24"/>
-          <w:szCs w:val="24"/>
-          <w:lang w:val="tr-TR"/>
-        </w:rPr>
-        <w:t xml:space="preserve"> bunun yanında dinleme sürecinin kuramsal temellerinin de (bilişsel bilim, hermenötik ve iç konuşma) öğrencilere açıklanmasının önemli olduğu</w:t>
-      </w:r>
-      <w:r>
-        <w:rPr>
-          <w:bCs/>
-          <w:sz w:val="24"/>
-          <w:szCs w:val="24"/>
-          <w:lang w:val="tr-TR"/>
-        </w:rPr>
-        <w:t xml:space="preserve"> vurgulanmaktadır</w:t>
-      </w:r>
-      <w:r>
-        <w:rPr>
-          <w:bCs/>
-          <w:sz w:val="24"/>
-          <w:szCs w:val="24"/>
-          <w:lang w:val="tr-TR"/>
-        </w:rPr>
-        <w:t xml:space="preserve">. Öğrencilerin dinleme sürecini deneyimlemeleri, ardından bu deneyimi stratejilerini geliştirme, gözden geçirme, bütünleştirme ve çalışma becerileriyle ilişkilendirmeleri gerektiği ifade </w:t>
-      </w:r>
-      <w:r>
-        <w:rPr>
-          <w:bCs/>
-          <w:sz w:val="24"/>
-          <w:szCs w:val="24"/>
-          <w:lang w:val="tr-TR"/>
-        </w:rPr>
-        <w:t>edilmektedir</w:t>
-      </w:r>
-      <w:r>
-        <w:rPr>
-          <w:bCs/>
-          <w:sz w:val="24"/>
-          <w:szCs w:val="24"/>
-          <w:lang w:val="tr-TR"/>
-        </w:rPr>
-        <w:t xml:space="preserve">. Ayrıca ikinci dil öğrenenlerin akademik ders anlatımlarına maruz kalma ihtiyacına dikkat çekilerek öğretmenlerin sınıfta </w:t>
-      </w:r>
-      <w:r>
-        <w:rPr>
-          <w:bCs/>
-          <w:sz w:val="24"/>
-          <w:szCs w:val="24"/>
-          <w:lang w:val="tr-TR"/>
-        </w:rPr>
-        <w:t xml:space="preserve">öğrenci seviyelerine uygun </w:t>
-      </w:r>
-      <w:r>
-        <w:rPr>
-          <w:bCs/>
-          <w:sz w:val="24"/>
-          <w:szCs w:val="24"/>
-          <w:lang w:val="tr-TR"/>
-        </w:rPr>
-        <w:t xml:space="preserve">daha fazla içerik odaklı, akademik nitelikli sözlü sunumlar yapmaları </w:t>
-      </w:r>
-      <w:r>
-        <w:rPr>
-          <w:bCs/>
-          <w:sz w:val="24"/>
-          <w:szCs w:val="24"/>
-          <w:lang w:val="tr-TR"/>
-        </w:rPr>
-        <w:t>önerilmektedir</w:t>
-      </w:r>
-      <w:r>
-        <w:rPr>
-          <w:bCs/>
-          <w:sz w:val="24"/>
-          <w:szCs w:val="24"/>
-          <w:lang w:val="tr-TR"/>
-        </w:rPr>
-        <w:t>.</w:t>
-      </w:r>
-      <w:r>
-        <w:rPr>
-          <w:bCs/>
-          <w:sz w:val="24"/>
-          <w:szCs w:val="24"/>
-          <w:lang w:val="tr-TR"/>
-        </w:rPr>
-        <w:t xml:space="preserve"> </w:t>
+        <w:t xml:space="preserve">sınırlı kalmaması gerektiği, bunun yanında dinleme sürecinin kuramsal temellerinin de (bilişsel bilim, hermenötik ve iç konuşma) öğrencilere açıklanmasının önemli olduğu vurgulanmaktadır. Öğrencilerin dinleme sürecini deneyimlemeleri, ardından bu deneyimi stratejilerini geliştirme, gözden geçirme, bütünleştirme ve çalışma becerileriyle ilişkilendirmeleri gerektiği ifade edilmektedir. Ayrıca ikinci dil öğrenenlerin akademik ders anlatımlarına maruz kalma ihtiyacına dikkat çekilerek öğretmenlerin sınıfta öğrenci seviyelerine uygun daha fazla içerik odaklı, akademik nitelikli sözlü sunumlar yapmaları önerilmektedir. </w:t>
       </w:r>
       <w:r>
         <w:rPr>
@@ -1768,14 +1448,42 @@
           <w:sz w:val="24"/>
           <w:szCs w:val="24"/>
         </w:rPr>
-        <w:t>Bu makalede araştırmacı</w:t>
-      </w:r>
-      <w:r>
-        <w:rPr>
-          <w:sz w:val="24"/>
-          <w:szCs w:val="24"/>
-        </w:rPr>
-        <w:t>, ikinci dilde dinleme becerisini açıklamak için bilişsel bilim perspektifinin sınırlarını aşarak hermen</w:t>
+        <w:t>Bu makalede araştırmacı, ikinci dilde dinleme becerisini açıklama</w:t>
+      </w:r>
+      <w:r>
+        <w:rPr>
+          <w:sz w:val="24"/>
+          <w:szCs w:val="24"/>
+        </w:rPr>
+        <w:t>k</w:t>
+      </w:r>
+      <w:r>
+        <w:rPr>
+          <w:sz w:val="24"/>
+          <w:szCs w:val="24"/>
+        </w:rPr>
+        <w:t xml:space="preserve"> için bilişsel bilim </w:t>
+      </w:r>
+      <w:r>
+        <w:rPr>
+          <w:sz w:val="24"/>
+          <w:szCs w:val="24"/>
+        </w:rPr>
+        <w:t>perspektifi</w:t>
+      </w:r>
+      <w:r>
+        <w:rPr>
+          <w:sz w:val="24"/>
+          <w:szCs w:val="24"/>
+        </w:rPr>
+        <w:t xml:space="preserve"> ile</w:t>
+      </w:r>
+      <w:r>
+        <w:rPr>
+          <w:sz w:val="24"/>
+          <w:szCs w:val="24"/>
+        </w:rPr>
+        <w:t xml:space="preserve"> hermen</w:t>
       </w:r>
       <w:r>
         <w:rPr>
@@ -1789,14 +1497,21 @@
           <w:sz w:val="24"/>
           <w:szCs w:val="24"/>
         </w:rPr>
-        <w:t xml:space="preserve">tik felsefe ve iç konuşma kuramını bir araya getirme </w:t>
-      </w:r>
-      <w:r>
-        <w:rPr>
-          <w:sz w:val="24"/>
-          <w:szCs w:val="24"/>
-        </w:rPr>
-        <w:t>açısından özgün bir yaklaşım sergilemiştir. Bu kapsamda ö</w:t>
+        <w:t>tik felsefe ve iç konuşma kuramını bir araya getir</w:t>
+      </w:r>
+      <w:r>
+        <w:rPr>
+          <w:sz w:val="24"/>
+          <w:szCs w:val="24"/>
+        </w:rPr>
+        <w:t xml:space="preserve">erek </w:t>
+      </w:r>
+      <w:r>
+        <w:rPr>
+          <w:sz w:val="24"/>
+          <w:szCs w:val="24"/>
+        </w:rPr>
+        <w:t>özgün bir yaklaşım sergilemiştir. Bu kapsamda ö</w:t>
       </w:r>
       <w:r>
         <w:rPr>
@@ -1873,49 +1588,7 @@
           <w:sz w:val="24"/>
           <w:szCs w:val="24"/>
         </w:rPr>
-        <w:t>Ayrıca makalede</w:t>
-      </w:r>
-      <w:r>
-        <w:rPr>
-          <w:sz w:val="24"/>
-          <w:szCs w:val="24"/>
-        </w:rPr>
-        <w:t xml:space="preserve"> karmaşık felsefi kavramların sade bir dille aktarılması, özellikle hermen</w:t>
-      </w:r>
-      <w:r>
-        <w:rPr>
-          <w:sz w:val="24"/>
-          <w:szCs w:val="24"/>
-        </w:rPr>
-        <w:t>ö</w:t>
-      </w:r>
-      <w:r>
-        <w:rPr>
-          <w:sz w:val="24"/>
-          <w:szCs w:val="24"/>
-        </w:rPr>
-        <w:t xml:space="preserve">tik </w:t>
-      </w:r>
-      <w:r>
-        <w:rPr>
-          <w:sz w:val="24"/>
-          <w:szCs w:val="24"/>
-        </w:rPr>
-        <w:t>ile ilgili alan yazınına</w:t>
-      </w:r>
-      <w:r>
-        <w:rPr>
-          <w:sz w:val="24"/>
-          <w:szCs w:val="24"/>
-        </w:rPr>
-        <w:t xml:space="preserve"> aşina olmayan okuyucular için önemli bir </w:t>
-      </w:r>
-      <w:r>
-        <w:rPr>
-          <w:sz w:val="24"/>
-          <w:szCs w:val="24"/>
-        </w:rPr>
-        <w:t xml:space="preserve">kolaylık sağlamıştır. </w:t>
+        <w:t xml:space="preserve">Ayrıca makalede karmaşık felsefi kavramların sade bir dille aktarılması, özellikle hermenötik ile ilgili alan yazınına aşina olmayan okuyucular için önemli bir kolaylık sağlamıştır. </w:t>
       </w:r>
     </w:p>
     <w:p>
@@ -1933,21 +1606,7 @@
           <w:sz w:val="24"/>
           <w:szCs w:val="24"/>
         </w:rPr>
-        <w:t xml:space="preserve">Makalenin </w:t>
-      </w:r>
-      <w:r>
-        <w:rPr>
-          <w:sz w:val="24"/>
-          <w:szCs w:val="24"/>
-        </w:rPr>
-        <w:t>kuramsal</w:t>
-      </w:r>
-      <w:r>
-        <w:rPr>
-          <w:sz w:val="24"/>
-          <w:szCs w:val="24"/>
-        </w:rPr>
-        <w:t xml:space="preserve"> derinliği</w:t>
+        <w:t>Makalenin kuramsal derinliği</w:t>
       </w:r>
       <w:r>
         <w:rPr>
@@ -1975,112 +1634,7 @@
           <w:sz w:val="24"/>
           <w:szCs w:val="24"/>
         </w:rPr>
-        <w:t xml:space="preserve"> dikkat çekici olsa da çalışmanın </w:t>
-      </w:r>
-      <w:r>
-        <w:rPr>
-          <w:sz w:val="24"/>
-          <w:szCs w:val="24"/>
-        </w:rPr>
-        <w:t>deneysel</w:t>
-      </w:r>
-      <w:r>
-        <w:rPr>
-          <w:sz w:val="24"/>
-          <w:szCs w:val="24"/>
-        </w:rPr>
-        <w:t xml:space="preserve"> bir araştırmaya dayanmaması temel bir sınırlılık oluşturmaktadır. </w:t>
-      </w:r>
-      <w:r>
-        <w:rPr>
-          <w:sz w:val="24"/>
-          <w:szCs w:val="24"/>
-        </w:rPr>
-        <w:t>Araştırmacı</w:t>
-      </w:r>
-      <w:r>
-        <w:rPr>
-          <w:sz w:val="24"/>
-          <w:szCs w:val="24"/>
-        </w:rPr>
-        <w:t>, hermen</w:t>
-      </w:r>
-      <w:r>
-        <w:rPr>
-          <w:sz w:val="24"/>
-          <w:szCs w:val="24"/>
-        </w:rPr>
-        <w:t>ö</w:t>
-      </w:r>
-      <w:r>
-        <w:rPr>
-          <w:sz w:val="24"/>
-          <w:szCs w:val="24"/>
-        </w:rPr>
-        <w:t xml:space="preserve">tik ve iç konuşma kavramlarını ayrıntılı biçimde </w:t>
-      </w:r>
-      <w:r>
-        <w:rPr>
-          <w:sz w:val="24"/>
-          <w:szCs w:val="24"/>
-        </w:rPr>
-        <w:t>ele alırken</w:t>
-      </w:r>
-      <w:r>
-        <w:rPr>
-          <w:sz w:val="24"/>
-          <w:szCs w:val="24"/>
-        </w:rPr>
-        <w:t xml:space="preserve"> </w:t>
-      </w:r>
-      <w:r>
-        <w:rPr>
-          <w:sz w:val="24"/>
-          <w:szCs w:val="24"/>
-        </w:rPr>
-        <w:t xml:space="preserve">makalenin sonunda önerilen dinleme stratejileri modeli dışında </w:t>
-      </w:r>
-      <w:r>
-        <w:rPr>
-          <w:sz w:val="24"/>
-          <w:szCs w:val="24"/>
-        </w:rPr>
-        <w:t xml:space="preserve">bunların </w:t>
-      </w:r>
-      <w:r>
-        <w:rPr>
-          <w:sz w:val="24"/>
-          <w:szCs w:val="24"/>
-        </w:rPr>
-        <w:t>ikinci dil kapsamında</w:t>
-      </w:r>
-      <w:r>
-        <w:rPr>
-          <w:sz w:val="24"/>
-          <w:szCs w:val="24"/>
-        </w:rPr>
-        <w:t xml:space="preserve"> dinleme pedagojisine nasıl aktarılacağına dair somut ve test edilebilir bir çerçeve sunmamaktadır. </w:t>
-      </w:r>
-      <w:r>
-        <w:rPr>
-          <w:sz w:val="24"/>
-          <w:szCs w:val="24"/>
-        </w:rPr>
-        <w:t>Kuramsal arka planı esas alınarak önerilen dinleme stratejileri modelinde yer alan bölümler de hangi açılardan kuramsal araştırma ile ilişkili olduğu açısından açıkça ilişkilendirilmemiştir. B</w:t>
-      </w:r>
-      <w:r>
-        <w:rPr>
-          <w:sz w:val="24"/>
-          <w:szCs w:val="24"/>
-        </w:rPr>
-        <w:t>u stratejilerin hermenötik ya da Vygotsky’nin önerdiği iç konuşma kavramıyla nasıl desteklendiği</w:t>
-      </w:r>
-      <w:r>
-        <w:rPr>
-          <w:sz w:val="24"/>
-          <w:szCs w:val="24"/>
-        </w:rPr>
-        <w:t xml:space="preserve">ni ilişkilendirme işi </w:t>
+        <w:t xml:space="preserve"> dikkat çekici olsa da çalışmanın deneysel bir araştırmaya dayanmaması temel bir sınırlılık oluşturmaktadır. Araştırmacı, hermenötik ve iç konuşma kavramlarını ayrıntılı biçimde ele alırken makalenin sonunda önerilen dinleme stratejileri modeli dışında bunların ikinci dil kapsamında dinleme pedagojisine nasıl aktarılacağına dair somut ve test edilebilir bir çerçeve sunmamaktadır. Kuramsal arka planı esas alınarak önerilen dinleme stratejileri modelinde yer alan bölümler de hangi açılardan kuramsal araştırma ile ilişkili olduğu açısından açıkça ilişkilendirilmemiştir. Bu stratejilerin hermenötik ya da Vygotsky’nin önerdiği iç konuşma kavramıyla nasıl desteklendiğini ilişkilendirme işi </w:t>
       </w:r>
       <w:r>
         <w:rPr>
@@ -2123,14 +1677,7 @@
           <w:sz w:val="24"/>
           <w:szCs w:val="24"/>
         </w:rPr>
-        <w:t xml:space="preserve">Kuramsal araştırma yapmayı hedefleyen bir araştırmada nitel yöntemlerin benimsenmiş olması nedeniyle ampirik verilen olmaması belli bir noktaya kadar doğal karşılanabilir. Ama yine de özellikle kuramsal çerçeve esas alınarak belirlenen önerilerin geçerliliğini değerlendirmek için ampirik araştırma sonuçlarına veya karşıt görüşlere yer verilerek tartışma kısmının güçlendirilmesi gerekliliği hissedilmektedir. </w:t>
-      </w:r>
-      <w:r>
-        <w:rPr>
-          <w:sz w:val="24"/>
-          <w:szCs w:val="24"/>
-        </w:rPr>
-        <w:t>Ayrıca yazarın gelecekte yapılması gereken araştırmalara ilişkin yönlendirmelerde bulunmaması, makalenin alan için açtığı tartışma potansiyelini tam olarak kullanamadığı izlenimini vermektedir.</w:t>
+        <w:t>Kuramsal araştırma yapmayı hedefleyen bir araştırmada nitel yöntemlerin benimsenmiş olması nedeniyle ampirik verilen olmaması belli bir noktaya kadar doğal karşılanabilir. Ama yine de özellikle kuramsal çerçeve esas alınarak belirlenen önerilerin geçerliliğini değerlendirmek için ampirik araştırma sonuçlarına veya karşıt görüşlere yer verilerek tartışma kısmının güçlendirilmesi gerekliliği hissedilmektedir. Ayrıca yazarın gelecekte yapılması gereken araştırmalara ilişkin yönlendirmelerde bulunmaması, makalenin alan için açtığı tartışma potansiyelini tam olarak kullanamadığı izlenimini vermektedir.</w:t>
       </w:r>
     </w:p>
     <w:p>
@@ -4082,6 +3629,7 @@
   <w:style w:type="character" w:default="1" w:styleId="VarsaylanParagrafYazTipi">
     <w:name w:val="Default Paragraph Font"/>
     <w:uiPriority w:val="1"/>
+    <w:semiHidden/>
     <w:unhideWhenUsed/>
   </w:style>
   <w:style w:type="table" w:default="1" w:styleId="NormalTablo">
